--- a/Physical Diagnosis 2 Exam 1/pd2-ent-osce.docx
+++ b/Physical Diagnosis 2 Exam 1/pd2-ent-osce.docx
@@ -1448,7 +1448,7 @@
           <w:i w:val="0"/>
           <w:sz w:val="20"/>
         </w:rPr>
-        <w:t>Hospitalisations</w:t>
+        <w:t>Hospitalizations</w:t>
       </w:r>
     </w:p>
     <w:p>
@@ -1771,7 +1771,7 @@
           <w:i w:val="0"/>
           <w:sz w:val="20"/>
         </w:rPr>
-        <w:t>Summarises the history back to the patient and asks whether anything was missed</w:t>
+        <w:t>Summarizes the history back to the patient and asks whether anything was missed</w:t>
       </w:r>
       <w:r>
         <w:rPr>
@@ -2296,7 +2296,7 @@
           <w:i w:val="0"/>
           <w:sz w:val="20"/>
         </w:rPr>
-        <w:t>Notes the colour and contour of the tympanic membrane</w:t>
+        <w:t>Notes the color and contour of the tympanic membrane</w:t>
       </w:r>
       <w:r>
         <w:rPr>
@@ -3212,7 +3212,7 @@
           <w:i w:val="0"/>
           <w:sz w:val="20"/>
         </w:rPr>
-        <w:t>Asks the patient to protrude the tongue and notes colour, texture and whether it is midline</w:t>
+        <w:t>Asks the patient to protrude the tongue and notes color, texture and whether it is midline</w:t>
       </w:r>
       <w:r>
         <w:rPr>
@@ -4128,7 +4128,7 @@
           <w:i w:val="0"/>
           <w:sz w:val="20"/>
         </w:rPr>
-        <w:t>Adapting style and content to the patient is a graded professional behaviour.</w:t>
+        <w:t>Adapting style and content to the patient is a graded professional behavior.</w:t>
       </w:r>
     </w:p>
     <w:p>
@@ -4342,7 +4342,7 @@
           <w:b w:val="0"/>
           <w:i w:val="0"/>
         </w:rPr>
-        <w:t>Delivered at the end of the station. A well-organised vignette that describes the patient and the clinical problem — not the note read aloud.</w:t>
+        <w:t>Delivered at the end of the station. A well-organized vignette that describes the patient and the clinical problem — not the note read aloud.</w:t>
       </w:r>
     </w:p>
     <w:p>
@@ -4660,7 +4660,7 @@
           <w:i w:val="0"/>
           <w:sz w:val="20"/>
         </w:rPr>
-        <w:t>Reading works directly against helping the listener visualise the patient.</w:t>
+        <w:t>Reading works directly against helping the listener visualize the patient.</w:t>
       </w:r>
     </w:p>
     <w:p>
